--- a/paper.en.docx
+++ b/paper.en.docx
@@ -2429,6 +2429,24 @@
       </w:pPr>
       <w:r>
         <w:t xml:space="preserve">Generative AI assistance was used substantially in developing and restructuring the manuscript, identifying candidate literature, drafting and translating text, and producing the illustrative code and document tooling. This assistance is not an independent scholarly review and is not evidence supporting claims about consciousness or institutional effectiveness. Responsibility for the submitted work remains with its human author. The accompanying submission checklist distinguishes technical preparation from the author’s final verification and approval; no arXiv acceptance or identifier is asserted in this manuscript.</w:t>
+      </w:r>
+    </w:p>
+    <w:p>
+      <w:pPr>
+        <w:pStyle w:val="BodyText"/>
+      </w:pPr>
+      <w:r>
+        <w:rPr>
+          <w:bCs/>
+          <w:b/>
+        </w:rPr>
+        <w:t xml:space="preserve">Copyright and reuse.</w:t>
+      </w:r>
+      <w:r>
+        <w:t xml:space="preserve"> </w:t>
+      </w:r>
+      <w:r>
+        <w:t xml:space="preserve">© 2026 Junliang Zhou. All rights reserved in eligible original manuscript expression and editorial work. Reading, citation, criticism and discussion are welcome; brief attributed scholarly quotations and classroom excerpts are permitted. Fair use and other legal exceptions remain unaffected. No ownership is claimed over underlying ideas, methods, facts, third-party quotations or purely AI-generated material. Reproducibility software is separately MIT licensed; the software license does not cover the manuscript. See the repository COPYRIGHT.md and LICENSE-CODE. The arXiv distribution license remains unselected; no submission is claimed.</w:t>
       </w:r>
     </w:p>
     <w:bookmarkEnd w:id="33"/>
